--- a/ndb-pain-regional-variation-japan/output/bmjopen/BMJOpen_manuscript_JA.docx
+++ b/ndb-pain-regional-variation-japan/output/bmjopen/BMJOpen_manuscript_JA.docx
@@ -588,7 +588,7 @@
     </w:p>
     <w:p>
       <w:r>
-        <w:t>2023年4月〜2024年3月に、NDBは47都道府県で7,903,515件の入院手術と274,579,851単位の鎮痛薬処方を記録した。全国平均の鎮痛薬／手術指数は35.78（SD 5.56）で、岐阜25.20〜鹿児島49.75の1.97倍の差を示した（9地方間Kruskal–Wallis P&lt;0.001；表1）。</w:t>
+        <w:t>2023年4月〜2024年3月に、NDBは47都道府県で7,903,515件の入院手術と274,579,851単位の鎮痛薬処方を記録した。全国平均の鎮痛薬／手術指数は35.78（SD 5.69）で、岐阜25.20〜鹿児島49.75の1.97倍の差を示した（9地方間Kruskal–Wallis P&lt;0.001；表1）。</w:t>
       </w:r>
     </w:p>
     <w:p>
